--- a/project-report/TechnicalReport_FinancialRAG.docx
+++ b/project-report/TechnicalReport_FinancialRAG.docx
@@ -1008,15 +1008,15 @@
           <w:color w:val="1a1a1a"/>
         </w:rPr>
         <w:drawing>
-          <wp:inline distB="0" distT="0" distL="0" distR="0">
-            <wp:extent cx="5943600" cy="3009900"/>
+          <wp:inline distB="114300" distT="114300" distL="114300" distR="114300">
+            <wp:extent cx="5943600" cy="3962400"/>
             <wp:effectExtent b="0" l="0" r="0" t="0"/>
-            <wp:docPr id="7" name="image3.jpg"/>
+            <wp:docPr id="4" name="image5.png"/>
             <a:graphic>
               <a:graphicData uri="http://schemas.openxmlformats.org/drawingml/2006/picture">
                 <pic:pic>
                   <pic:nvPicPr>
-                    <pic:cNvPr id="0" name="image3.jpg"/>
+                    <pic:cNvPr id="0" name="image5.png"/>
                     <pic:cNvPicPr preferRelativeResize="0"/>
                   </pic:nvPicPr>
                   <pic:blipFill>
@@ -1029,7 +1029,7 @@
                   <pic:spPr>
                     <a:xfrm>
                       <a:off x="0" y="0"/>
-                      <a:ext cx="5943600" cy="3009900"/>
+                      <a:ext cx="5943600" cy="3962400"/>
                     </a:xfrm>
                     <a:prstGeom prst="rect"/>
                     <a:ln/>
@@ -6057,12 +6057,12 @@
           <wp:inline distB="0" distT="0" distL="0" distR="0">
             <wp:extent cx="4248150" cy="1952625"/>
             <wp:effectExtent b="0" l="0" r="0" t="0"/>
-            <wp:docPr descr="bar_overall_summary.png" id="3" name="image4.png"/>
+            <wp:docPr descr="bar_overall_summary.png" id="3" name="image3.png"/>
             <a:graphic>
               <a:graphicData uri="http://schemas.openxmlformats.org/drawingml/2006/picture">
                 <pic:pic>
                   <pic:nvPicPr>
-                    <pic:cNvPr descr="bar_overall_summary.png" id="0" name="image4.png"/>
+                    <pic:cNvPr descr="bar_overall_summary.png" id="0" name="image3.png"/>
                     <pic:cNvPicPr preferRelativeResize="0"/>
                   </pic:nvPicPr>
                   <pic:blipFill>
@@ -7751,12 +7751,12 @@
           <wp:inline distB="0" distT="0" distL="0" distR="0">
             <wp:extent cx="4248150" cy="1819275"/>
             <wp:effectExtent b="0" l="0" r="0" t="0"/>
-            <wp:docPr descr="bar_hall_faith_by_category.png" id="5" name="image2.png"/>
+            <wp:docPr descr="bar_hall_faith_by_category.png" id="6" name="image4.png"/>
             <a:graphic>
               <a:graphicData uri="http://schemas.openxmlformats.org/drawingml/2006/picture">
                 <pic:pic>
                   <pic:nvPicPr>
-                    <pic:cNvPr descr="bar_hall_faith_by_category.png" id="0" name="image2.png"/>
+                    <pic:cNvPr descr="bar_hall_faith_by_category.png" id="0" name="image4.png"/>
                     <pic:cNvPicPr preferRelativeResize="0"/>
                   </pic:nvPicPr>
                   <pic:blipFill>
@@ -7856,12 +7856,12 @@
           <wp:inline distB="0" distT="0" distL="0" distR="0">
             <wp:extent cx="4248150" cy="2124075"/>
             <wp:effectExtent b="0" l="0" r="0" t="0"/>
-            <wp:docPr descr="bar_hallucination_delta.png" id="4" name="image1.png"/>
+            <wp:docPr descr="bar_hallucination_delta.png" id="5" name="image2.png"/>
             <a:graphic>
               <a:graphicData uri="http://schemas.openxmlformats.org/drawingml/2006/picture">
                 <pic:pic>
                   <pic:nvPicPr>
-                    <pic:cNvPr descr="bar_hallucination_delta.png" id="0" name="image1.png"/>
+                    <pic:cNvPr descr="bar_hallucination_delta.png" id="0" name="image2.png"/>
                     <pic:cNvPicPr preferRelativeResize="0"/>
                   </pic:nvPicPr>
                   <pic:blipFill>
@@ -8005,12 +8005,12 @@
           <wp:inline distB="0" distT="0" distL="0" distR="0">
             <wp:extent cx="4248150" cy="1800225"/>
             <wp:effectExtent b="0" l="0" r="0" t="0"/>
-            <wp:docPr descr="pie_system_status.png" id="8" name="image5.png"/>
+            <wp:docPr descr="pie_system_status.png" id="8" name="image1.png"/>
             <a:graphic>
               <a:graphicData uri="http://schemas.openxmlformats.org/drawingml/2006/picture">
                 <pic:pic>
                   <pic:nvPicPr>
-                    <pic:cNvPr descr="pie_system_status.png" id="0" name="image5.png"/>
+                    <pic:cNvPr descr="pie_system_status.png" id="0" name="image1.png"/>
                     <pic:cNvPicPr preferRelativeResize="0"/>
                   </pic:nvPicPr>
                   <pic:blipFill>
@@ -8110,12 +8110,12 @@
           <wp:inline distB="0" distT="0" distL="0" distR="0">
             <wp:extent cx="4248150" cy="1066800"/>
             <wp:effectExtent b="0" l="0" r="0" t="0"/>
-            <wp:docPr descr="bar_blocking_status.png" id="6" name="image7.png"/>
+            <wp:docPr descr="bar_blocking_status.png" id="7" name="image6.png"/>
             <a:graphic>
               <a:graphicData uri="http://schemas.openxmlformats.org/drawingml/2006/picture">
                 <pic:pic>
                   <pic:nvPicPr>
-                    <pic:cNvPr descr="bar_blocking_status.png" id="0" name="image7.png"/>
+                    <pic:cNvPr descr="bar_blocking_status.png" id="0" name="image6.png"/>
                     <pic:cNvPicPr preferRelativeResize="0"/>
                   </pic:nvPicPr>
                   <pic:blipFill>
@@ -8408,12 +8408,12 @@
           <wp:inline distB="0" distT="0" distL="0" distR="0">
             <wp:extent cx="4248150" cy="828675"/>
             <wp:effectExtent b="0" l="0" r="0" t="0"/>
-            <wp:docPr descr="heatmap_per_query_hallucination.png" id="1" name="image6.png"/>
+            <wp:docPr descr="heatmap_per_query_hallucination.png" id="1" name="image7.png"/>
             <a:graphic>
               <a:graphicData uri="http://schemas.openxmlformats.org/drawingml/2006/picture">
                 <pic:pic>
                   <pic:nvPicPr>
-                    <pic:cNvPr descr="heatmap_per_query_hallucination.png" id="0" name="image6.png"/>
+                    <pic:cNvPr descr="heatmap_per_query_hallucination.png" id="0" name="image7.png"/>
                     <pic:cNvPicPr preferRelativeResize="0"/>
                   </pic:nvPicPr>
                   <pic:blipFill>
